--- a/Daily Reports/07_09_2026-CBOT Reports.docx
+++ b/Daily Reports/07_09_2026-CBOT Reports.docx
@@ -104,7 +104,7 @@
           <w:color w:val="5C768D"/>
           <w:sz w:val="19"/>
         </w:rPr>
-        <w:t>Cập nhật tự động qua `macro_tracker.py` vào lúc 06:45 ICT ngày 07/09/2026</w:t>
+        <w:t>Cập nhật tự động qua `macro_tracker.py` vào lúc 07:01 ICT ngày 07/09/2026</w:t>
       </w:r>
     </w:p>
     <w:tbl>
@@ -442,7 +442,7 @@
               <w:rPr>
                 <w:b/>
               </w:rPr>
-              <w:t>99.12</w:t>
+              <w:t>99.16</w:t>
             </w:r>
           </w:p>
         </w:tc>
@@ -473,7 +473,7 @@
               <w:rPr>
                 <w:b/>
               </w:rPr>
-              <w:t>-0.04%</w:t>
+              <w:t>-0.00%</w:t>
             </w:r>
           </w:p>
         </w:tc>
@@ -1227,7 +1227,7 @@
         <w:rPr>
           <w:b/>
         </w:rPr>
-        <w:t>`99.12` (-0.04%)</w:t>
+        <w:t>`99.16` (-0.00%)</w:t>
       </w:r>
       <w:r>
         <w:t xml:space="preserve"> | Lúa mì CBOT: </w:t>
@@ -1306,7 +1306,7 @@
           <w:color w:val="5C768D"/>
           <w:sz w:val="19"/>
         </w:rPr>
-        <w:t>Cập nhật tự động lúc 06:45 ICT ngày 07/09/2026 — Nguồn: NOAA, USDA, BOM Australia</w:t>
+        <w:t>Cập nhật tự động lúc 07:01 ICT ngày 07/09/2026 — Nguồn: NOAA, USDA, BOM Australia</w:t>
       </w:r>
     </w:p>
     <w:p>
@@ -3605,7 +3605,7 @@
               <w:rPr>
                 <w:b/>
               </w:rPr>
-              <w:t>538.38 (+1.63)</w:t>
+              <w:t>538.37 (+1.62)</w:t>
             </w:r>
           </w:p>
         </w:tc>
@@ -3853,7 +3853,7 @@
               <w:rPr>
                 <w:b/>
               </w:rPr>
-              <w:t>737.07 (+3.07)</w:t>
+              <w:t>737.04 (+3.04)</w:t>
             </w:r>
           </w:p>
         </w:tc>
@@ -11614,10 +11614,10 @@
         <w:rPr>
           <w:b/>
         </w:rPr>
-        <w:t>`538.38 cents`</w:t>
+        <w:t>`538.37 cents`</w:t>
       </w:r>
       <w:r>
-        <w:t xml:space="preserve"> (+1.63).</w:t>
+        <w:t xml:space="preserve"> (+1.62).</w:t>
       </w:r>
     </w:p>
     <w:p>
@@ -12104,7 +12104,7 @@
               <w:rPr>
                 <w:b/>
               </w:rPr>
-              <w:t>99.12</w:t>
+              <w:t>99.16</w:t>
             </w:r>
           </w:p>
         </w:tc>
@@ -12135,7 +12135,7 @@
               <w:rPr>
                 <w:b/>
               </w:rPr>
-              <w:t>-0.04%</w:t>
+              <w:t>-0.00%</w:t>
             </w:r>
           </w:p>
         </w:tc>
@@ -21796,10 +21796,10 @@
         <w:rPr>
           <w:b/>
         </w:rPr>
-        <w:t>`737.07 cents`</w:t>
+        <w:t>`737.04 cents`</w:t>
       </w:r>
       <w:r>
-        <w:t xml:space="preserve"> (+3.07).</w:t>
+        <w:t xml:space="preserve"> (+3.04).</w:t>
       </w:r>
     </w:p>
     <w:p>
@@ -22286,7 +22286,7 @@
               <w:rPr>
                 <w:b/>
               </w:rPr>
-              <w:t>99.12</w:t>
+              <w:t>99.16</w:t>
             </w:r>
           </w:p>
         </w:tc>
@@ -22317,7 +22317,7 @@
               <w:rPr>
                 <w:b/>
               </w:rPr>
-              <w:t>-0.04%</w:t>
+              <w:t>-0.00%</w:t>
             </w:r>
           </w:p>
         </w:tc>

--- a/Daily Reports/07_09_2026-CBOT Reports.docx
+++ b/Daily Reports/07_09_2026-CBOT Reports.docx
@@ -104,7 +104,7 @@
           <w:color w:val="5C768D"/>
           <w:sz w:val="19"/>
         </w:rPr>
-        <w:t>Cập nhật tự động qua `macro_tracker.py` vào lúc 07:01 ICT ngày 07/09/2026</w:t>
+        <w:t>Cập nhật tự động qua `macro_tracker.py` vào lúc 08:01 ICT ngày 07/09/2026</w:t>
       </w:r>
     </w:p>
     <w:tbl>
@@ -442,7 +442,7 @@
               <w:rPr>
                 <w:b/>
               </w:rPr>
-              <w:t>99.16</w:t>
+              <w:t>99.08</w:t>
             </w:r>
           </w:p>
         </w:tc>
@@ -473,7 +473,7 @@
               <w:rPr>
                 <w:b/>
               </w:rPr>
-              <w:t>-0.00%</w:t>
+              <w:t>-0.08%</w:t>
             </w:r>
           </w:p>
         </w:tc>
@@ -1227,7 +1227,7 @@
         <w:rPr>
           <w:b/>
         </w:rPr>
-        <w:t>`99.16` (-0.00%)</w:t>
+        <w:t>`99.08` (-0.08%)</w:t>
       </w:r>
       <w:r>
         <w:t xml:space="preserve"> | Lúa mì CBOT: </w:t>
@@ -1306,7 +1306,7 @@
           <w:color w:val="5C768D"/>
           <w:sz w:val="19"/>
         </w:rPr>
-        <w:t>Cập nhật tự động lúc 07:01 ICT ngày 07/09/2026 — Nguồn: NOAA, USDA, BOM Australia</w:t>
+        <w:t>Cập nhật tự động lúc 08:01 ICT ngày 07/09/2026 — Nguồn: NOAA, USDA, BOM Australia</w:t>
       </w:r>
     </w:p>
     <w:p>
@@ -3605,7 +3605,7 @@
               <w:rPr>
                 <w:b/>
               </w:rPr>
-              <w:t>538.37 (+1.62)</w:t>
+              <w:t>538.41 (+1.66)</w:t>
             </w:r>
           </w:p>
         </w:tc>
@@ -3853,7 +3853,7 @@
               <w:rPr>
                 <w:b/>
               </w:rPr>
-              <w:t>737.04 (+3.04)</w:t>
+              <w:t>737.11 (+3.11)</w:t>
             </w:r>
           </w:p>
         </w:tc>
@@ -11614,10 +11614,10 @@
         <w:rPr>
           <w:b/>
         </w:rPr>
-        <w:t>`538.37 cents`</w:t>
+        <w:t>`538.41 cents`</w:t>
       </w:r>
       <w:r>
-        <w:t xml:space="preserve"> (+1.62).</w:t>
+        <w:t xml:space="preserve"> (+1.66).</w:t>
       </w:r>
     </w:p>
     <w:p>
@@ -12104,7 +12104,7 @@
               <w:rPr>
                 <w:b/>
               </w:rPr>
-              <w:t>99.16</w:t>
+              <w:t>99.08</w:t>
             </w:r>
           </w:p>
         </w:tc>
@@ -12135,7 +12135,7 @@
               <w:rPr>
                 <w:b/>
               </w:rPr>
-              <w:t>-0.00%</w:t>
+              <w:t>-0.08%</w:t>
             </w:r>
           </w:p>
         </w:tc>
@@ -21796,10 +21796,10 @@
         <w:rPr>
           <w:b/>
         </w:rPr>
-        <w:t>`737.04 cents`</w:t>
+        <w:t>`737.11 cents`</w:t>
       </w:r>
       <w:r>
-        <w:t xml:space="preserve"> (+3.04).</w:t>
+        <w:t xml:space="preserve"> (+3.11).</w:t>
       </w:r>
     </w:p>
     <w:p>
@@ -22286,7 +22286,7 @@
               <w:rPr>
                 <w:b/>
               </w:rPr>
-              <w:t>99.16</w:t>
+              <w:t>99.08</w:t>
             </w:r>
           </w:p>
         </w:tc>
@@ -22317,7 +22317,7 @@
               <w:rPr>
                 <w:b/>
               </w:rPr>
-              <w:t>-0.00%</w:t>
+              <w:t>-0.08%</w:t>
             </w:r>
           </w:p>
         </w:tc>

--- a/Daily Reports/07_09_2026-CBOT Reports.docx
+++ b/Daily Reports/07_09_2026-CBOT Reports.docx
@@ -104,7 +104,7 @@
           <w:color w:val="5C768D"/>
           <w:sz w:val="19"/>
         </w:rPr>
-        <w:t>Cập nhật tự động qua `macro_tracker.py` vào lúc 08:01 ICT ngày 07/09/2026</w:t>
+        <w:t>Cập nhật tự động qua `macro_tracker.py` vào lúc 09:41 ICT ngày 07/09/2026</w:t>
       </w:r>
     </w:p>
     <w:tbl>
@@ -442,7 +442,7 @@
               <w:rPr>
                 <w:b/>
               </w:rPr>
-              <w:t>99.08</w:t>
+              <w:t>99.17</w:t>
             </w:r>
           </w:p>
         </w:tc>
@@ -473,7 +473,7 @@
               <w:rPr>
                 <w:b/>
               </w:rPr>
-              <w:t>-0.08%</w:t>
+              <w:t>+0.01%</w:t>
             </w:r>
           </w:p>
         </w:tc>
@@ -1227,7 +1227,7 @@
         <w:rPr>
           <w:b/>
         </w:rPr>
-        <w:t>`99.08` (-0.08%)</w:t>
+        <w:t>`99.17` (+0.01%)</w:t>
       </w:r>
       <w:r>
         <w:t xml:space="preserve"> | Lúa mì CBOT: </w:t>
@@ -1306,7 +1306,7 @@
           <w:color w:val="5C768D"/>
           <w:sz w:val="19"/>
         </w:rPr>
-        <w:t>Cập nhật tự động lúc 08:01 ICT ngày 07/09/2026 — Nguồn: NOAA, USDA, BOM Australia</w:t>
+        <w:t>Cập nhật tự động lúc 09:41 ICT ngày 07/09/2026 — Nguồn: NOAA, USDA, BOM Australia</w:t>
       </w:r>
     </w:p>
     <w:p>
@@ -3605,7 +3605,7 @@
               <w:rPr>
                 <w:b/>
               </w:rPr>
-              <w:t>538.41 (+1.66)</w:t>
+              <w:t>538.36 (+1.61)</w:t>
             </w:r>
           </w:p>
         </w:tc>
@@ -3853,7 +3853,7 @@
               <w:rPr>
                 <w:b/>
               </w:rPr>
-              <w:t>737.11 (+3.11)</w:t>
+              <w:t>737.03 (+3.03)</w:t>
             </w:r>
           </w:p>
         </w:tc>
@@ -11614,10 +11614,10 @@
         <w:rPr>
           <w:b/>
         </w:rPr>
-        <w:t>`538.41 cents`</w:t>
+        <w:t>`538.36 cents`</w:t>
       </w:r>
       <w:r>
-        <w:t xml:space="preserve"> (+1.66).</w:t>
+        <w:t xml:space="preserve"> (+1.61).</w:t>
       </w:r>
     </w:p>
     <w:p>
@@ -12104,7 +12104,7 @@
               <w:rPr>
                 <w:b/>
               </w:rPr>
-              <w:t>99.08</w:t>
+              <w:t>99.17</w:t>
             </w:r>
           </w:p>
         </w:tc>
@@ -12135,7 +12135,7 @@
               <w:rPr>
                 <w:b/>
               </w:rPr>
-              <w:t>-0.08%</w:t>
+              <w:t>+0.01%</w:t>
             </w:r>
           </w:p>
         </w:tc>
@@ -12163,7 +12163,7 @@
             </w:pPr>
             <w:r/>
             <w:r>
-              <w:t>DXY Giảm hỗ trợ xuất khẩu ngô Mỹ cạnh tranh tốt hơn.</w:t>
+              <w:t>DXY Tăng làm giảm sức cạnh tranh xuất khẩu của ngô Mỹ so với Brazil/Argentina.</w:t>
             </w:r>
           </w:p>
         </w:tc>
@@ -21796,10 +21796,10 @@
         <w:rPr>
           <w:b/>
         </w:rPr>
-        <w:t>`737.11 cents`</w:t>
+        <w:t>`737.03 cents`</w:t>
       </w:r>
       <w:r>
-        <w:t xml:space="preserve"> (+3.11).</w:t>
+        <w:t xml:space="preserve"> (+3.03).</w:t>
       </w:r>
     </w:p>
     <w:p>
@@ -22286,7 +22286,7 @@
               <w:rPr>
                 <w:b/>
               </w:rPr>
-              <w:t>99.08</w:t>
+              <w:t>99.17</w:t>
             </w:r>
           </w:p>
         </w:tc>
@@ -22317,7 +22317,7 @@
               <w:rPr>
                 <w:b/>
               </w:rPr>
-              <w:t>-0.08%</w:t>
+              <w:t>+0.01%</w:t>
             </w:r>
           </w:p>
         </w:tc>
@@ -22345,7 +22345,7 @@
             </w:pPr>
             <w:r/>
             <w:r>
-              <w:t>DXY Giảm kích thích nhu cầu nhập khẩu lúa mì Mỹ trên thị trường quốc tế.</w:t>
+              <w:t>DXY Tăng khiến lúa mì Mỹ đắt đỏ hơn đối với các khách hàng truyền thống như Ai Cập/Châu Á.</w:t>
             </w:r>
           </w:p>
         </w:tc>

--- a/Daily Reports/07_09_2026-CBOT Reports.docx
+++ b/Daily Reports/07_09_2026-CBOT Reports.docx
@@ -104,7 +104,7 @@
           <w:color w:val="5C768D"/>
           <w:sz w:val="19"/>
         </w:rPr>
-        <w:t>Cập nhật tự động qua `macro_tracker.py` vào lúc 09:41 ICT ngày 07/09/2026</w:t>
+        <w:t>Cập nhật tự động qua `macro_tracker.py` vào lúc 10:02 ICT ngày 07/09/2026</w:t>
       </w:r>
     </w:p>
     <w:tbl>
@@ -442,7 +442,7 @@
               <w:rPr>
                 <w:b/>
               </w:rPr>
-              <w:t>99.17</w:t>
+              <w:t>99.20</w:t>
             </w:r>
           </w:p>
         </w:tc>
@@ -473,7 +473,7 @@
               <w:rPr>
                 <w:b/>
               </w:rPr>
-              <w:t>+0.01%</w:t>
+              <w:t>+0.04%</w:t>
             </w:r>
           </w:p>
         </w:tc>
@@ -1227,7 +1227,7 @@
         <w:rPr>
           <w:b/>
         </w:rPr>
-        <w:t>`99.17` (+0.01%)</w:t>
+        <w:t>`99.20` (+0.04%)</w:t>
       </w:r>
       <w:r>
         <w:t xml:space="preserve"> | Lúa mì CBOT: </w:t>
@@ -1306,7 +1306,7 @@
           <w:color w:val="5C768D"/>
           <w:sz w:val="19"/>
         </w:rPr>
-        <w:t>Cập nhật tự động lúc 09:41 ICT ngày 07/09/2026 — Nguồn: NOAA, USDA, BOM Australia</w:t>
+        <w:t>Cập nhật tự động lúc 10:02 ICT ngày 07/09/2026 — Nguồn: NOAA, USDA, BOM Australia</w:t>
       </w:r>
     </w:p>
     <w:p>
@@ -3605,7 +3605,7 @@
               <w:rPr>
                 <w:b/>
               </w:rPr>
-              <w:t>538.36 (+1.61)</w:t>
+              <w:t>538.35 (+1.60)</w:t>
             </w:r>
           </w:p>
         </w:tc>
@@ -3853,7 +3853,7 @@
               <w:rPr>
                 <w:b/>
               </w:rPr>
-              <w:t>737.03 (+3.03)</w:t>
+              <w:t>737.00 (+3.00)</w:t>
             </w:r>
           </w:p>
         </w:tc>
@@ -11614,10 +11614,10 @@
         <w:rPr>
           <w:b/>
         </w:rPr>
-        <w:t>`538.36 cents`</w:t>
+        <w:t>`538.35 cents`</w:t>
       </w:r>
       <w:r>
-        <w:t xml:space="preserve"> (+1.61).</w:t>
+        <w:t xml:space="preserve"> (+1.60).</w:t>
       </w:r>
     </w:p>
     <w:p>
@@ -12104,7 +12104,7 @@
               <w:rPr>
                 <w:b/>
               </w:rPr>
-              <w:t>99.17</w:t>
+              <w:t>99.20</w:t>
             </w:r>
           </w:p>
         </w:tc>
@@ -12135,7 +12135,7 @@
               <w:rPr>
                 <w:b/>
               </w:rPr>
-              <w:t>+0.01%</w:t>
+              <w:t>+0.04%</w:t>
             </w:r>
           </w:p>
         </w:tc>
@@ -21796,10 +21796,10 @@
         <w:rPr>
           <w:b/>
         </w:rPr>
-        <w:t>`737.03 cents`</w:t>
+        <w:t>`737.00 cents`</w:t>
       </w:r>
       <w:r>
-        <w:t xml:space="preserve"> (+3.03).</w:t>
+        <w:t xml:space="preserve"> (+3.00).</w:t>
       </w:r>
     </w:p>
     <w:p>
@@ -22286,7 +22286,7 @@
               <w:rPr>
                 <w:b/>
               </w:rPr>
-              <w:t>99.17</w:t>
+              <w:t>99.20</w:t>
             </w:r>
           </w:p>
         </w:tc>
@@ -22317,7 +22317,7 @@
               <w:rPr>
                 <w:b/>
               </w:rPr>
-              <w:t>+0.01%</w:t>
+              <w:t>+0.04%</w:t>
             </w:r>
           </w:p>
         </w:tc>

--- a/Daily Reports/07_09_2026-CBOT Reports.docx
+++ b/Daily Reports/07_09_2026-CBOT Reports.docx
@@ -104,7 +104,7 @@
           <w:color w:val="5C768D"/>
           <w:sz w:val="19"/>
         </w:rPr>
-        <w:t>Cập nhật tự động qua `macro_tracker.py` vào lúc 10:02 ICT ngày 07/09/2026</w:t>
+        <w:t>Cập nhật tự động qua `macro_tracker.py` vào lúc 11:01 ICT ngày 07/09/2026</w:t>
       </w:r>
     </w:p>
     <w:tbl>
@@ -442,7 +442,7 @@
               <w:rPr>
                 <w:b/>
               </w:rPr>
-              <w:t>99.20</w:t>
+              <w:t>99.18</w:t>
             </w:r>
           </w:p>
         </w:tc>
@@ -473,7 +473,7 @@
               <w:rPr>
                 <w:b/>
               </w:rPr>
-              <w:t>+0.04%</w:t>
+              <w:t>+0.02%</w:t>
             </w:r>
           </w:p>
         </w:tc>
@@ -1227,7 +1227,7 @@
         <w:rPr>
           <w:b/>
         </w:rPr>
-        <w:t>`99.20` (+0.04%)</w:t>
+        <w:t>`99.18` (+0.02%)</w:t>
       </w:r>
       <w:r>
         <w:t xml:space="preserve"> | Lúa mì CBOT: </w:t>
@@ -1306,7 +1306,7 @@
           <w:color w:val="5C768D"/>
           <w:sz w:val="19"/>
         </w:rPr>
-        <w:t>Cập nhật tự động lúc 10:02 ICT ngày 07/09/2026 — Nguồn: NOAA, USDA, BOM Australia</w:t>
+        <w:t>Cập nhật tự động lúc 11:01 ICT ngày 07/09/2026 — Nguồn: NOAA, USDA, BOM Australia</w:t>
       </w:r>
     </w:p>
     <w:p>
@@ -3853,7 +3853,7 @@
               <w:rPr>
                 <w:b/>
               </w:rPr>
-              <w:t>737.00 (+3.00)</w:t>
+              <w:t>737.01 (+3.01)</w:t>
             </w:r>
           </w:p>
         </w:tc>
@@ -11638,7 +11638,7 @@
         <w:rPr>
           <w:b/>
         </w:rPr>
-        <w:t>`191,255`</w:t>
+        <w:t>`389,348`</w:t>
       </w:r>
       <w:r>
         <w:t xml:space="preserve"> (Chênh lệch: </w:t>
@@ -11647,7 +11647,7 @@
         <w:rPr>
           <w:b/>
         </w:rPr>
-        <w:t>`-198,093`</w:t>
+        <w:t>`+0`</w:t>
       </w:r>
       <w:r>
         <w:t xml:space="preserve">) | OI: </w:t>
@@ -12104,7 +12104,7 @@
               <w:rPr>
                 <w:b/>
               </w:rPr>
-              <w:t>99.20</w:t>
+              <w:t>99.18</w:t>
             </w:r>
           </w:p>
         </w:tc>
@@ -12135,7 +12135,7 @@
               <w:rPr>
                 <w:b/>
               </w:rPr>
-              <w:t>+0.04%</w:t>
+              <w:t>+0.02%</w:t>
             </w:r>
           </w:p>
         </w:tc>
@@ -21796,10 +21796,10 @@
         <w:rPr>
           <w:b/>
         </w:rPr>
-        <w:t>`737.00 cents`</w:t>
+        <w:t>`737.01 cents`</w:t>
       </w:r>
       <w:r>
-        <w:t xml:space="preserve"> (+3.00).</w:t>
+        <w:t xml:space="preserve"> (+3.01).</w:t>
       </w:r>
     </w:p>
     <w:p>
@@ -21820,7 +21820,7 @@
         <w:rPr>
           <w:b/>
         </w:rPr>
-        <w:t>`100,203`</w:t>
+        <w:t>`160,558`</w:t>
       </w:r>
       <w:r>
         <w:t xml:space="preserve"> (Chênh lệch: </w:t>
@@ -21829,7 +21829,7 @@
         <w:rPr>
           <w:b/>
         </w:rPr>
-        <w:t>`-60,355`</w:t>
+        <w:t>`+0`</w:t>
       </w:r>
       <w:r>
         <w:t xml:space="preserve">) | OI: </w:t>
@@ -22286,7 +22286,7 @@
               <w:rPr>
                 <w:b/>
               </w:rPr>
-              <w:t>99.20</w:t>
+              <w:t>99.18</w:t>
             </w:r>
           </w:p>
         </w:tc>
@@ -22317,7 +22317,7 @@
               <w:rPr>
                 <w:b/>
               </w:rPr>
-              <w:t>+0.04%</w:t>
+              <w:t>+0.02%</w:t>
             </w:r>
           </w:p>
         </w:tc>

--- a/Daily Reports/07_09_2026-CBOT Reports.docx
+++ b/Daily Reports/07_09_2026-CBOT Reports.docx
@@ -104,7 +104,7 @@
           <w:color w:val="5C768D"/>
           <w:sz w:val="19"/>
         </w:rPr>
-        <w:t>Cập nhật tự động qua `macro_tracker.py` vào lúc 11:01 ICT ngày 07/09/2026</w:t>
+        <w:t>Cập nhật tự động qua `macro_tracker.py` vào lúc 12:37 ICT ngày 07/09/2026</w:t>
       </w:r>
     </w:p>
     <w:tbl>
@@ -1306,7 +1306,7 @@
           <w:color w:val="5C768D"/>
           <w:sz w:val="19"/>
         </w:rPr>
-        <w:t>Cập nhật tự động lúc 11:01 ICT ngày 07/09/2026 — Nguồn: NOAA, USDA, BOM Australia</w:t>
+        <w:t>Cập nhật tự động lúc 12:37 ICT ngày 07/09/2026 — Nguồn: NOAA, USDA, BOM Australia</w:t>
       </w:r>
     </w:p>
     <w:p>
@@ -3605,7 +3605,7 @@
               <w:rPr>
                 <w:b/>
               </w:rPr>
-              <w:t>538.35 (+1.60)</w:t>
+              <w:t>538.36 (+1.61)</w:t>
             </w:r>
           </w:p>
         </w:tc>
@@ -3853,7 +3853,7 @@
               <w:rPr>
                 <w:b/>
               </w:rPr>
-              <w:t>737.01 (+3.01)</w:t>
+              <w:t>737.02 (+3.02)</w:t>
             </w:r>
           </w:p>
         </w:tc>
@@ -11614,10 +11614,10 @@
         <w:rPr>
           <w:b/>
         </w:rPr>
-        <w:t>`538.35 cents`</w:t>
+        <w:t>`538.36 cents`</w:t>
       </w:r>
       <w:r>
-        <w:t xml:space="preserve"> (+1.60).</w:t>
+        <w:t xml:space="preserve"> (+1.61).</w:t>
       </w:r>
     </w:p>
     <w:p>
@@ -21796,10 +21796,10 @@
         <w:rPr>
           <w:b/>
         </w:rPr>
-        <w:t>`737.01 cents`</w:t>
+        <w:t>`737.02 cents`</w:t>
       </w:r>
       <w:r>
-        <w:t xml:space="preserve"> (+3.01).</w:t>
+        <w:t xml:space="preserve"> (+3.02).</w:t>
       </w:r>
     </w:p>
     <w:p>

--- a/Daily Reports/07_09_2026-CBOT Reports.docx
+++ b/Daily Reports/07_09_2026-CBOT Reports.docx
@@ -104,7 +104,7 @@
           <w:color w:val="5C768D"/>
           <w:sz w:val="19"/>
         </w:rPr>
-        <w:t>Cập nhật tự động qua `macro_tracker.py` vào lúc 12:37 ICT ngày 07/09/2026</w:t>
+        <w:t>Cập nhật tự động qua `macro_tracker.py` vào lúc 14:32 ICT ngày 07/09/2026</w:t>
       </w:r>
     </w:p>
     <w:tbl>
@@ -442,7 +442,7 @@
               <w:rPr>
                 <w:b/>
               </w:rPr>
-              <w:t>99.18</w:t>
+              <w:t>99.12</w:t>
             </w:r>
           </w:p>
         </w:tc>
@@ -473,7 +473,7 @@
               <w:rPr>
                 <w:b/>
               </w:rPr>
-              <w:t>+0.02%</w:t>
+              <w:t>-0.04%</w:t>
             </w:r>
           </w:p>
         </w:tc>
@@ -1227,7 +1227,7 @@
         <w:rPr>
           <w:b/>
         </w:rPr>
-        <w:t>`99.18` (+0.02%)</w:t>
+        <w:t>`99.12` (-0.04%)</w:t>
       </w:r>
       <w:r>
         <w:t xml:space="preserve"> | Lúa mì CBOT: </w:t>
@@ -1306,7 +1306,7 @@
           <w:color w:val="5C768D"/>
           <w:sz w:val="19"/>
         </w:rPr>
-        <w:t>Cập nhật tự động lúc 12:37 ICT ngày 07/09/2026 — Nguồn: NOAA, USDA, BOM Australia</w:t>
+        <w:t>Cập nhật tự động lúc 14:32 ICT ngày 07/09/2026 — Nguồn: NOAA, USDA, BOM Australia</w:t>
       </w:r>
     </w:p>
     <w:p>
@@ -3605,7 +3605,7 @@
               <w:rPr>
                 <w:b/>
               </w:rPr>
-              <w:t>538.36 (+1.61)</w:t>
+              <w:t>538.39 (+1.64)</w:t>
             </w:r>
           </w:p>
         </w:tc>
@@ -3853,7 +3853,7 @@
               <w:rPr>
                 <w:b/>
               </w:rPr>
-              <w:t>737.02 (+3.02)</w:t>
+              <w:t>737.07 (+3.07)</w:t>
             </w:r>
           </w:p>
         </w:tc>
@@ -11614,10 +11614,10 @@
         <w:rPr>
           <w:b/>
         </w:rPr>
-        <w:t>`538.36 cents`</w:t>
+        <w:t>`538.39 cents`</w:t>
       </w:r>
       <w:r>
-        <w:t xml:space="preserve"> (+1.61).</w:t>
+        <w:t xml:space="preserve"> (+1.64).</w:t>
       </w:r>
     </w:p>
     <w:p>
@@ -12104,7 +12104,7 @@
               <w:rPr>
                 <w:b/>
               </w:rPr>
-              <w:t>99.18</w:t>
+              <w:t>99.12</w:t>
             </w:r>
           </w:p>
         </w:tc>
@@ -12135,7 +12135,7 @@
               <w:rPr>
                 <w:b/>
               </w:rPr>
-              <w:t>+0.02%</w:t>
+              <w:t>-0.04%</w:t>
             </w:r>
           </w:p>
         </w:tc>
@@ -12163,7 +12163,7 @@
             </w:pPr>
             <w:r/>
             <w:r>
-              <w:t>DXY Tăng làm giảm sức cạnh tranh xuất khẩu của ngô Mỹ so với Brazil/Argentina.</w:t>
+              <w:t>DXY Giảm hỗ trợ xuất khẩu ngô Mỹ cạnh tranh tốt hơn.</w:t>
             </w:r>
           </w:p>
         </w:tc>
@@ -21796,10 +21796,10 @@
         <w:rPr>
           <w:b/>
         </w:rPr>
-        <w:t>`737.02 cents`</w:t>
+        <w:t>`737.07 cents`</w:t>
       </w:r>
       <w:r>
-        <w:t xml:space="preserve"> (+3.02).</w:t>
+        <w:t xml:space="preserve"> (+3.07).</w:t>
       </w:r>
     </w:p>
     <w:p>
@@ -22286,7 +22286,7 @@
               <w:rPr>
                 <w:b/>
               </w:rPr>
-              <w:t>99.18</w:t>
+              <w:t>99.12</w:t>
             </w:r>
           </w:p>
         </w:tc>
@@ -22317,7 +22317,7 @@
               <w:rPr>
                 <w:b/>
               </w:rPr>
-              <w:t>+0.02%</w:t>
+              <w:t>-0.04%</w:t>
             </w:r>
           </w:p>
         </w:tc>
@@ -22345,7 +22345,7 @@
             </w:pPr>
             <w:r/>
             <w:r>
-              <w:t>DXY Tăng khiến lúa mì Mỹ đắt đỏ hơn đối với các khách hàng truyền thống như Ai Cập/Châu Á.</w:t>
+              <w:t>DXY Giảm kích thích nhu cầu nhập khẩu lúa mì Mỹ trên thị trường quốc tế.</w:t>
             </w:r>
           </w:p>
         </w:tc>

--- a/Daily Reports/07_09_2026-CBOT Reports.docx
+++ b/Daily Reports/07_09_2026-CBOT Reports.docx
@@ -104,7 +104,7 @@
           <w:color w:val="5C768D"/>
           <w:sz w:val="19"/>
         </w:rPr>
-        <w:t>Cập nhật tự động qua `macro_tracker.py` vào lúc 14:32 ICT ngày 07/09/2026</w:t>
+        <w:t>Cập nhật tự động qua `macro_tracker.py` vào lúc 15:01 ICT ngày 07/09/2026</w:t>
       </w:r>
     </w:p>
     <w:tbl>
@@ -442,7 +442,7 @@
               <w:rPr>
                 <w:b/>
               </w:rPr>
-              <w:t>99.12</w:t>
+              <w:t>99.09</w:t>
             </w:r>
           </w:p>
         </w:tc>
@@ -473,7 +473,7 @@
               <w:rPr>
                 <w:b/>
               </w:rPr>
-              <w:t>-0.04%</w:t>
+              <w:t>-0.07%</w:t>
             </w:r>
           </w:p>
         </w:tc>
@@ -1227,7 +1227,7 @@
         <w:rPr>
           <w:b/>
         </w:rPr>
-        <w:t>`99.12` (-0.04%)</w:t>
+        <w:t>`99.09` (-0.07%)</w:t>
       </w:r>
       <w:r>
         <w:t xml:space="preserve"> | Lúa mì CBOT: </w:t>
@@ -1306,7 +1306,7 @@
           <w:color w:val="5C768D"/>
           <w:sz w:val="19"/>
         </w:rPr>
-        <w:t>Cập nhật tự động lúc 14:32 ICT ngày 07/09/2026 — Nguồn: NOAA, USDA, BOM Australia</w:t>
+        <w:t>Cập nhật tự động lúc 15:01 ICT ngày 07/09/2026 — Nguồn: NOAA, USDA, BOM Australia</w:t>
       </w:r>
     </w:p>
     <w:p>
@@ -3605,7 +3605,7 @@
               <w:rPr>
                 <w:b/>
               </w:rPr>
-              <w:t>538.39 (+1.64)</w:t>
+              <w:t>538.40 (+1.65)</w:t>
             </w:r>
           </w:p>
         </w:tc>
@@ -3853,7 +3853,7 @@
               <w:rPr>
                 <w:b/>
               </w:rPr>
-              <w:t>737.07 (+3.07)</w:t>
+              <w:t>737.10 (+3.10)</w:t>
             </w:r>
           </w:p>
         </w:tc>
@@ -11614,10 +11614,10 @@
         <w:rPr>
           <w:b/>
         </w:rPr>
-        <w:t>`538.39 cents`</w:t>
+        <w:t>`538.40 cents`</w:t>
       </w:r>
       <w:r>
-        <w:t xml:space="preserve"> (+1.64).</w:t>
+        <w:t xml:space="preserve"> (+1.65).</w:t>
       </w:r>
     </w:p>
     <w:p>
@@ -12104,7 +12104,7 @@
               <w:rPr>
                 <w:b/>
               </w:rPr>
-              <w:t>99.12</w:t>
+              <w:t>99.09</w:t>
             </w:r>
           </w:p>
         </w:tc>
@@ -12135,7 +12135,7 @@
               <w:rPr>
                 <w:b/>
               </w:rPr>
-              <w:t>-0.04%</w:t>
+              <w:t>-0.07%</w:t>
             </w:r>
           </w:p>
         </w:tc>
@@ -21796,10 +21796,10 @@
         <w:rPr>
           <w:b/>
         </w:rPr>
-        <w:t>`737.07 cents`</w:t>
+        <w:t>`737.10 cents`</w:t>
       </w:r>
       <w:r>
-        <w:t xml:space="preserve"> (+3.07).</w:t>
+        <w:t xml:space="preserve"> (+3.10).</w:t>
       </w:r>
     </w:p>
     <w:p>
@@ -22286,7 +22286,7 @@
               <w:rPr>
                 <w:b/>
               </w:rPr>
-              <w:t>99.12</w:t>
+              <w:t>99.09</w:t>
             </w:r>
           </w:p>
         </w:tc>
@@ -22317,7 +22317,7 @@
               <w:rPr>
                 <w:b/>
               </w:rPr>
-              <w:t>-0.04%</w:t>
+              <w:t>-0.07%</w:t>
             </w:r>
           </w:p>
         </w:tc>

--- a/Daily Reports/07_09_2026-CBOT Reports.docx
+++ b/Daily Reports/07_09_2026-CBOT Reports.docx
@@ -104,7 +104,7 @@
           <w:color w:val="5C768D"/>
           <w:sz w:val="19"/>
         </w:rPr>
-        <w:t>Cập nhật tự động qua `macro_tracker.py` vào lúc 15:01 ICT ngày 07/09/2026</w:t>
+        <w:t>Cập nhật tự động qua `macro_tracker.py` vào lúc 17:38 ICT ngày 07/09/2026</w:t>
       </w:r>
     </w:p>
     <w:tbl>
@@ -442,7 +442,7 @@
               <w:rPr>
                 <w:b/>
               </w:rPr>
-              <w:t>99.09</w:t>
+              <w:t>98.95</w:t>
             </w:r>
           </w:p>
         </w:tc>
@@ -473,7 +473,7 @@
               <w:rPr>
                 <w:b/>
               </w:rPr>
-              <w:t>-0.07%</w:t>
+              <w:t>-0.21%</w:t>
             </w:r>
           </w:p>
         </w:tc>
@@ -1227,7 +1227,7 @@
         <w:rPr>
           <w:b/>
         </w:rPr>
-        <w:t>`99.09` (-0.07%)</w:t>
+        <w:t>`98.95` (-0.21%)</w:t>
       </w:r>
       <w:r>
         <w:t xml:space="preserve"> | Lúa mì CBOT: </w:t>
@@ -1306,7 +1306,7 @@
           <w:color w:val="5C768D"/>
           <w:sz w:val="19"/>
         </w:rPr>
-        <w:t>Cập nhật tự động lúc 15:01 ICT ngày 07/09/2026 — Nguồn: NOAA, USDA, BOM Australia</w:t>
+        <w:t>Cập nhật tự động lúc 17:38 ICT ngày 07/09/2026 — Nguồn: NOAA, USDA, BOM Australia</w:t>
       </w:r>
     </w:p>
     <w:p>
@@ -3605,7 +3605,7 @@
               <w:rPr>
                 <w:b/>
               </w:rPr>
-              <w:t>538.40 (+1.65)</w:t>
+              <w:t>538.47 (+1.72)</w:t>
             </w:r>
           </w:p>
         </w:tc>
@@ -3853,7 +3853,7 @@
               <w:rPr>
                 <w:b/>
               </w:rPr>
-              <w:t>737.10 (+3.10)</w:t>
+              <w:t>737.23 (+3.23)</w:t>
             </w:r>
           </w:p>
         </w:tc>
@@ -11614,10 +11614,10 @@
         <w:rPr>
           <w:b/>
         </w:rPr>
-        <w:t>`538.40 cents`</w:t>
+        <w:t>`538.47 cents`</w:t>
       </w:r>
       <w:r>
-        <w:t xml:space="preserve"> (+1.65).</w:t>
+        <w:t xml:space="preserve"> (+1.72).</w:t>
       </w:r>
     </w:p>
     <w:p>
@@ -12104,7 +12104,7 @@
               <w:rPr>
                 <w:b/>
               </w:rPr>
-              <w:t>99.09</w:t>
+              <w:t>98.95</w:t>
             </w:r>
           </w:p>
         </w:tc>
@@ -12135,7 +12135,7 @@
               <w:rPr>
                 <w:b/>
               </w:rPr>
-              <w:t>-0.07%</w:t>
+              <w:t>-0.21%</w:t>
             </w:r>
           </w:p>
         </w:tc>
@@ -21796,10 +21796,10 @@
         <w:rPr>
           <w:b/>
         </w:rPr>
-        <w:t>`737.10 cents`</w:t>
+        <w:t>`737.23 cents`</w:t>
       </w:r>
       <w:r>
-        <w:t xml:space="preserve"> (+3.10).</w:t>
+        <w:t xml:space="preserve"> (+3.23).</w:t>
       </w:r>
     </w:p>
     <w:p>
@@ -22286,7 +22286,7 @@
               <w:rPr>
                 <w:b/>
               </w:rPr>
-              <w:t>99.09</w:t>
+              <w:t>98.95</w:t>
             </w:r>
           </w:p>
         </w:tc>
@@ -22317,7 +22317,7 @@
               <w:rPr>
                 <w:b/>
               </w:rPr>
-              <w:t>-0.07%</w:t>
+              <w:t>-0.21%</w:t>
             </w:r>
           </w:p>
         </w:tc>

--- a/Daily Reports/07_09_2026-CBOT Reports.docx
+++ b/Daily Reports/07_09_2026-CBOT Reports.docx
@@ -104,7 +104,7 @@
           <w:color w:val="5C768D"/>
           <w:sz w:val="19"/>
         </w:rPr>
-        <w:t>Cập nhật tự động qua `macro_tracker.py` vào lúc 17:38 ICT ngày 07/09/2026</w:t>
+        <w:t>Cập nhật tự động qua `macro_tracker.py` vào lúc 18:01 ICT ngày 07/09/2026</w:t>
       </w:r>
     </w:p>
     <w:tbl>
@@ -442,7 +442,7 @@
               <w:rPr>
                 <w:b/>
               </w:rPr>
-              <w:t>98.95</w:t>
+              <w:t>98.93</w:t>
             </w:r>
           </w:p>
         </w:tc>
@@ -473,7 +473,7 @@
               <w:rPr>
                 <w:b/>
               </w:rPr>
-              <w:t>-0.21%</w:t>
+              <w:t>-0.23%</w:t>
             </w:r>
           </w:p>
         </w:tc>
@@ -1227,7 +1227,7 @@
         <w:rPr>
           <w:b/>
         </w:rPr>
-        <w:t>`98.95` (-0.21%)</w:t>
+        <w:t>`98.93` (-0.23%)</w:t>
       </w:r>
       <w:r>
         <w:t xml:space="preserve"> | Lúa mì CBOT: </w:t>
@@ -1306,7 +1306,7 @@
           <w:color w:val="5C768D"/>
           <w:sz w:val="19"/>
         </w:rPr>
-        <w:t>Cập nhật tự động lúc 17:38 ICT ngày 07/09/2026 — Nguồn: NOAA, USDA, BOM Australia</w:t>
+        <w:t>Cập nhật tự động lúc 18:01 ICT ngày 07/09/2026 — Nguồn: NOAA, USDA, BOM Australia</w:t>
       </w:r>
     </w:p>
     <w:p>
@@ -3605,7 +3605,7 @@
               <w:rPr>
                 <w:b/>
               </w:rPr>
-              <w:t>538.47 (+1.72)</w:t>
+              <w:t>538.48 (+1.73)</w:t>
             </w:r>
           </w:p>
         </w:tc>
@@ -3853,7 +3853,7 @@
               <w:rPr>
                 <w:b/>
               </w:rPr>
-              <w:t>737.23 (+3.23)</w:t>
+              <w:t>737.25 (+3.25)</w:t>
             </w:r>
           </w:p>
         </w:tc>
@@ -11614,10 +11614,10 @@
         <w:rPr>
           <w:b/>
         </w:rPr>
-        <w:t>`538.47 cents`</w:t>
+        <w:t>`538.48 cents`</w:t>
       </w:r>
       <w:r>
-        <w:t xml:space="preserve"> (+1.72).</w:t>
+        <w:t xml:space="preserve"> (+1.73).</w:t>
       </w:r>
     </w:p>
     <w:p>
@@ -12104,7 +12104,7 @@
               <w:rPr>
                 <w:b/>
               </w:rPr>
-              <w:t>98.95</w:t>
+              <w:t>98.93</w:t>
             </w:r>
           </w:p>
         </w:tc>
@@ -12135,7 +12135,7 @@
               <w:rPr>
                 <w:b/>
               </w:rPr>
-              <w:t>-0.21%</w:t>
+              <w:t>-0.23%</w:t>
             </w:r>
           </w:p>
         </w:tc>
@@ -21796,10 +21796,10 @@
         <w:rPr>
           <w:b/>
         </w:rPr>
-        <w:t>`737.23 cents`</w:t>
+        <w:t>`737.25 cents`</w:t>
       </w:r>
       <w:r>
-        <w:t xml:space="preserve"> (+3.23).</w:t>
+        <w:t xml:space="preserve"> (+3.25).</w:t>
       </w:r>
     </w:p>
     <w:p>
@@ -22286,7 +22286,7 @@
               <w:rPr>
                 <w:b/>
               </w:rPr>
-              <w:t>98.95</w:t>
+              <w:t>98.93</w:t>
             </w:r>
           </w:p>
         </w:tc>
@@ -22317,7 +22317,7 @@
               <w:rPr>
                 <w:b/>
               </w:rPr>
-              <w:t>-0.21%</w:t>
+              <w:t>-0.23%</w:t>
             </w:r>
           </w:p>
         </w:tc>

--- a/Daily Reports/07_09_2026-CBOT Reports.docx
+++ b/Daily Reports/07_09_2026-CBOT Reports.docx
@@ -104,7 +104,7 @@
           <w:color w:val="5C768D"/>
           <w:sz w:val="19"/>
         </w:rPr>
-        <w:t>Cập nhật tự động qua `macro_tracker.py` vào lúc 18:01 ICT ngày 07/09/2026</w:t>
+        <w:t>Cập nhật tự động qua `macro_tracker.py` vào lúc 19:39 ICT ngày 07/09/2026</w:t>
       </w:r>
     </w:p>
     <w:tbl>
@@ -473,7 +473,7 @@
               <w:rPr>
                 <w:b/>
               </w:rPr>
-              <w:t>-0.23%</w:t>
+              <w:t>-0.24%</w:t>
             </w:r>
           </w:p>
         </w:tc>
@@ -1227,7 +1227,7 @@
         <w:rPr>
           <w:b/>
         </w:rPr>
-        <w:t>`98.93` (-0.23%)</w:t>
+        <w:t>`98.93` (-0.24%)</w:t>
       </w:r>
       <w:r>
         <w:t xml:space="preserve"> | Lúa mì CBOT: </w:t>
@@ -1306,7 +1306,7 @@
           <w:color w:val="5C768D"/>
           <w:sz w:val="19"/>
         </w:rPr>
-        <w:t>Cập nhật tự động lúc 18:01 ICT ngày 07/09/2026 — Nguồn: NOAA, USDA, BOM Australia</w:t>
+        <w:t>Cập nhật tự động lúc 19:39 ICT ngày 07/09/2026 — Nguồn: NOAA, USDA, BOM Australia</w:t>
       </w:r>
     </w:p>
     <w:p>
@@ -3853,7 +3853,7 @@
               <w:rPr>
                 <w:b/>
               </w:rPr>
-              <w:t>737.25 (+3.25)</w:t>
+              <w:t>737.26 (+3.26)</w:t>
             </w:r>
           </w:p>
         </w:tc>
@@ -12135,7 +12135,7 @@
               <w:rPr>
                 <w:b/>
               </w:rPr>
-              <w:t>-0.23%</w:t>
+              <w:t>-0.24%</w:t>
             </w:r>
           </w:p>
         </w:tc>
@@ -21796,10 +21796,10 @@
         <w:rPr>
           <w:b/>
         </w:rPr>
-        <w:t>`737.25 cents`</w:t>
+        <w:t>`737.26 cents`</w:t>
       </w:r>
       <w:r>
-        <w:t xml:space="preserve"> (+3.25).</w:t>
+        <w:t xml:space="preserve"> (+3.26).</w:t>
       </w:r>
     </w:p>
     <w:p>
@@ -22317,7 +22317,7 @@
               <w:rPr>
                 <w:b/>
               </w:rPr>
-              <w:t>-0.23%</w:t>
+              <w:t>-0.24%</w:t>
             </w:r>
           </w:p>
         </w:tc>

--- a/Daily Reports/07_09_2026-CBOT Reports.docx
+++ b/Daily Reports/07_09_2026-CBOT Reports.docx
@@ -104,7 +104,7 @@
           <w:color w:val="5C768D"/>
           <w:sz w:val="19"/>
         </w:rPr>
-        <w:t>Cập nhật tự động qua `macro_tracker.py` vào lúc 19:39 ICT ngày 07/09/2026</w:t>
+        <w:t>Cập nhật tự động qua `macro_tracker.py` vào lúc 20:01 ICT ngày 07/09/2026</w:t>
       </w:r>
     </w:p>
     <w:tbl>
@@ -442,7 +442,7 @@
               <w:rPr>
                 <w:b/>
               </w:rPr>
-              <w:t>98.93</w:t>
+              <w:t>98.89</w:t>
             </w:r>
           </w:p>
         </w:tc>
@@ -473,7 +473,7 @@
               <w:rPr>
                 <w:b/>
               </w:rPr>
-              <w:t>-0.24%</w:t>
+              <w:t>-0.27%</w:t>
             </w:r>
           </w:p>
         </w:tc>
@@ -1227,7 +1227,7 @@
         <w:rPr>
           <w:b/>
         </w:rPr>
-        <w:t>`98.93` (-0.24%)</w:t>
+        <w:t>`98.89` (-0.27%)</w:t>
       </w:r>
       <w:r>
         <w:t xml:space="preserve"> | Lúa mì CBOT: </w:t>
@@ -1306,7 +1306,7 @@
           <w:color w:val="5C768D"/>
           <w:sz w:val="19"/>
         </w:rPr>
-        <w:t>Cập nhật tự động lúc 19:39 ICT ngày 07/09/2026 — Nguồn: NOAA, USDA, BOM Australia</w:t>
+        <w:t>Cập nhật tự động lúc 20:01 ICT ngày 07/09/2026 — Nguồn: NOAA, USDA, BOM Australia</w:t>
       </w:r>
     </w:p>
     <w:p>
@@ -3605,7 +3605,7 @@
               <w:rPr>
                 <w:b/>
               </w:rPr>
-              <w:t>538.48 (+1.73)</w:t>
+              <w:t>538.50 (+1.75)</w:t>
             </w:r>
           </w:p>
         </w:tc>
@@ -3853,7 +3853,7 @@
               <w:rPr>
                 <w:b/>
               </w:rPr>
-              <w:t>737.26 (+3.26)</w:t>
+              <w:t>737.29 (+3.29)</w:t>
             </w:r>
           </w:p>
         </w:tc>
@@ -11614,10 +11614,10 @@
         <w:rPr>
           <w:b/>
         </w:rPr>
-        <w:t>`538.48 cents`</w:t>
+        <w:t>`538.50 cents`</w:t>
       </w:r>
       <w:r>
-        <w:t xml:space="preserve"> (+1.73).</w:t>
+        <w:t xml:space="preserve"> (+1.75).</w:t>
       </w:r>
     </w:p>
     <w:p>
@@ -12104,7 +12104,7 @@
               <w:rPr>
                 <w:b/>
               </w:rPr>
-              <w:t>98.93</w:t>
+              <w:t>98.89</w:t>
             </w:r>
           </w:p>
         </w:tc>
@@ -12135,7 +12135,7 @@
               <w:rPr>
                 <w:b/>
               </w:rPr>
-              <w:t>-0.24%</w:t>
+              <w:t>-0.27%</w:t>
             </w:r>
           </w:p>
         </w:tc>
@@ -21796,10 +21796,10 @@
         <w:rPr>
           <w:b/>
         </w:rPr>
-        <w:t>`737.26 cents`</w:t>
+        <w:t>`737.29 cents`</w:t>
       </w:r>
       <w:r>
-        <w:t xml:space="preserve"> (+3.26).</w:t>
+        <w:t xml:space="preserve"> (+3.29).</w:t>
       </w:r>
     </w:p>
     <w:p>
@@ -22286,7 +22286,7 @@
               <w:rPr>
                 <w:b/>
               </w:rPr>
-              <w:t>98.93</w:t>
+              <w:t>98.89</w:t>
             </w:r>
           </w:p>
         </w:tc>
@@ -22317,7 +22317,7 @@
               <w:rPr>
                 <w:b/>
               </w:rPr>
-              <w:t>-0.24%</w:t>
+              <w:t>-0.27%</w:t>
             </w:r>
           </w:p>
         </w:tc>

--- a/Daily Reports/07_09_2026-CBOT Reports.docx
+++ b/Daily Reports/07_09_2026-CBOT Reports.docx
@@ -104,7 +104,7 @@
           <w:color w:val="5C768D"/>
           <w:sz w:val="19"/>
         </w:rPr>
-        <w:t>Cập nhật tự động qua `macro_tracker.py` vào lúc 20:01 ICT ngày 07/09/2026</w:t>
+        <w:t>Cập nhật tự động qua `macro_tracker.py` vào lúc 21:00 ICT ngày 07/09/2026</w:t>
       </w:r>
     </w:p>
     <w:tbl>
@@ -442,7 +442,7 @@
               <w:rPr>
                 <w:b/>
               </w:rPr>
-              <w:t>98.89</w:t>
+              <w:t>98.92</w:t>
             </w:r>
           </w:p>
         </w:tc>
@@ -473,7 +473,7 @@
               <w:rPr>
                 <w:b/>
               </w:rPr>
-              <w:t>-0.27%</w:t>
+              <w:t>-0.25%</w:t>
             </w:r>
           </w:p>
         </w:tc>
@@ -1227,7 +1227,7 @@
         <w:rPr>
           <w:b/>
         </w:rPr>
-        <w:t>`98.89` (-0.27%)</w:t>
+        <w:t>`98.92` (-0.25%)</w:t>
       </w:r>
       <w:r>
         <w:t xml:space="preserve"> | Lúa mì CBOT: </w:t>
@@ -1306,7 +1306,7 @@
           <w:color w:val="5C768D"/>
           <w:sz w:val="19"/>
         </w:rPr>
-        <w:t>Cập nhật tự động lúc 20:01 ICT ngày 07/09/2026 — Nguồn: NOAA, USDA, BOM Australia</w:t>
+        <w:t>Cập nhật tự động lúc 21:00 ICT ngày 07/09/2026 — Nguồn: NOAA, USDA, BOM Australia</w:t>
       </w:r>
     </w:p>
     <w:p>
@@ -3605,7 +3605,7 @@
               <w:rPr>
                 <w:b/>
               </w:rPr>
-              <w:t>538.50 (+1.75)</w:t>
+              <w:t>538.49 (+1.74)</w:t>
             </w:r>
           </w:p>
         </w:tc>
@@ -3853,7 +3853,7 @@
               <w:rPr>
                 <w:b/>
               </w:rPr>
-              <w:t>737.29 (+3.29)</w:t>
+              <w:t>737.27 (+3.27)</w:t>
             </w:r>
           </w:p>
         </w:tc>
@@ -11614,10 +11614,10 @@
         <w:rPr>
           <w:b/>
         </w:rPr>
-        <w:t>`538.50 cents`</w:t>
+        <w:t>`538.49 cents`</w:t>
       </w:r>
       <w:r>
-        <w:t xml:space="preserve"> (+1.75).</w:t>
+        <w:t xml:space="preserve"> (+1.74).</w:t>
       </w:r>
     </w:p>
     <w:p>
@@ -12104,7 +12104,7 @@
               <w:rPr>
                 <w:b/>
               </w:rPr>
-              <w:t>98.89</w:t>
+              <w:t>98.92</w:t>
             </w:r>
           </w:p>
         </w:tc>
@@ -12135,7 +12135,7 @@
               <w:rPr>
                 <w:b/>
               </w:rPr>
-              <w:t>-0.27%</w:t>
+              <w:t>-0.25%</w:t>
             </w:r>
           </w:p>
         </w:tc>
@@ -21796,10 +21796,10 @@
         <w:rPr>
           <w:b/>
         </w:rPr>
-        <w:t>`737.29 cents`</w:t>
+        <w:t>`737.27 cents`</w:t>
       </w:r>
       <w:r>
-        <w:t xml:space="preserve"> (+3.29).</w:t>
+        <w:t xml:space="preserve"> (+3.27).</w:t>
       </w:r>
     </w:p>
     <w:p>
@@ -22286,7 +22286,7 @@
               <w:rPr>
                 <w:b/>
               </w:rPr>
-              <w:t>98.89</w:t>
+              <w:t>98.92</w:t>
             </w:r>
           </w:p>
         </w:tc>
@@ -22317,7 +22317,7 @@
               <w:rPr>
                 <w:b/>
               </w:rPr>
-              <w:t>-0.27%</w:t>
+              <w:t>-0.25%</w:t>
             </w:r>
           </w:p>
         </w:tc>

--- a/Daily Reports/07_09_2026-CBOT Reports.docx
+++ b/Daily Reports/07_09_2026-CBOT Reports.docx
@@ -104,7 +104,7 @@
           <w:color w:val="5C768D"/>
           <w:sz w:val="19"/>
         </w:rPr>
-        <w:t>Cập nhật tự động qua `macro_tracker.py` vào lúc 21:00 ICT ngày 07/09/2026</w:t>
+        <w:t>Cập nhật tự động qua `macro_tracker.py` vào lúc 22:39 ICT ngày 07/09/2026</w:t>
       </w:r>
     </w:p>
     <w:tbl>
@@ -442,7 +442,7 @@
               <w:rPr>
                 <w:b/>
               </w:rPr>
-              <w:t>98.92</w:t>
+              <w:t>98.87</w:t>
             </w:r>
           </w:p>
         </w:tc>
@@ -473,7 +473,7 @@
               <w:rPr>
                 <w:b/>
               </w:rPr>
-              <w:t>-0.25%</w:t>
+              <w:t>-0.29%</w:t>
             </w:r>
           </w:p>
         </w:tc>
@@ -1227,7 +1227,7 @@
         <w:rPr>
           <w:b/>
         </w:rPr>
-        <w:t>`98.92` (-0.25%)</w:t>
+        <w:t>`98.87` (-0.29%)</w:t>
       </w:r>
       <w:r>
         <w:t xml:space="preserve"> | Lúa mì CBOT: </w:t>
@@ -1306,7 +1306,7 @@
           <w:color w:val="5C768D"/>
           <w:sz w:val="19"/>
         </w:rPr>
-        <w:t>Cập nhật tự động lúc 21:00 ICT ngày 07/09/2026 — Nguồn: NOAA, USDA, BOM Australia</w:t>
+        <w:t>Cập nhật tự động lúc 22:39 ICT ngày 07/09/2026 — Nguồn: NOAA, USDA, BOM Australia</w:t>
       </w:r>
     </w:p>
     <w:p>
@@ -3605,7 +3605,7 @@
               <w:rPr>
                 <w:b/>
               </w:rPr>
-              <w:t>538.49 (+1.74)</w:t>
+              <w:t>538.51 (+1.76)</w:t>
             </w:r>
           </w:p>
         </w:tc>
@@ -3853,7 +3853,7 @@
               <w:rPr>
                 <w:b/>
               </w:rPr>
-              <w:t>737.27 (+3.27)</w:t>
+              <w:t>737.31 (+3.31)</w:t>
             </w:r>
           </w:p>
         </w:tc>
@@ -11614,10 +11614,10 @@
         <w:rPr>
           <w:b/>
         </w:rPr>
-        <w:t>`538.49 cents`</w:t>
+        <w:t>`538.51 cents`</w:t>
       </w:r>
       <w:r>
-        <w:t xml:space="preserve"> (+1.74).</w:t>
+        <w:t xml:space="preserve"> (+1.76).</w:t>
       </w:r>
     </w:p>
     <w:p>
@@ -12104,7 +12104,7 @@
               <w:rPr>
                 <w:b/>
               </w:rPr>
-              <w:t>98.92</w:t>
+              <w:t>98.87</w:t>
             </w:r>
           </w:p>
         </w:tc>
@@ -12135,7 +12135,7 @@
               <w:rPr>
                 <w:b/>
               </w:rPr>
-              <w:t>-0.25%</w:t>
+              <w:t>-0.29%</w:t>
             </w:r>
           </w:p>
         </w:tc>
@@ -21796,10 +21796,10 @@
         <w:rPr>
           <w:b/>
         </w:rPr>
-        <w:t>`737.27 cents`</w:t>
+        <w:t>`737.31 cents`</w:t>
       </w:r>
       <w:r>
-        <w:t xml:space="preserve"> (+3.27).</w:t>
+        <w:t xml:space="preserve"> (+3.31).</w:t>
       </w:r>
     </w:p>
     <w:p>
@@ -22286,7 +22286,7 @@
               <w:rPr>
                 <w:b/>
               </w:rPr>
-              <w:t>98.92</w:t>
+              <w:t>98.87</w:t>
             </w:r>
           </w:p>
         </w:tc>
@@ -22317,7 +22317,7 @@
               <w:rPr>
                 <w:b/>
               </w:rPr>
-              <w:t>-0.25%</w:t>
+              <w:t>-0.29%</w:t>
             </w:r>
           </w:p>
         </w:tc>

--- a/Daily Reports/07_09_2026-CBOT Reports.docx
+++ b/Daily Reports/07_09_2026-CBOT Reports.docx
@@ -104,7 +104,7 @@
           <w:color w:val="5C768D"/>
           <w:sz w:val="19"/>
         </w:rPr>
-        <w:t>Cập nhật tự động qua `macro_tracker.py` vào lúc 22:39 ICT ngày 07/09/2026</w:t>
+        <w:t>Cập nhật tự động qua `macro_tracker.py` vào lúc 23:42 ICT ngày 07/09/2026</w:t>
       </w:r>
     </w:p>
     <w:tbl>
@@ -442,7 +442,7 @@
               <w:rPr>
                 <w:b/>
               </w:rPr>
-              <w:t>98.87</w:t>
+              <w:t>98.89</w:t>
             </w:r>
           </w:p>
         </w:tc>
@@ -473,7 +473,7 @@
               <w:rPr>
                 <w:b/>
               </w:rPr>
-              <w:t>-0.29%</w:t>
+              <w:t>-0.27%</w:t>
             </w:r>
           </w:p>
         </w:tc>
@@ -1227,7 +1227,7 @@
         <w:rPr>
           <w:b/>
         </w:rPr>
-        <w:t>`98.87` (-0.29%)</w:t>
+        <w:t>`98.89` (-0.27%)</w:t>
       </w:r>
       <w:r>
         <w:t xml:space="preserve"> | Lúa mì CBOT: </w:t>
@@ -1306,7 +1306,7 @@
           <w:color w:val="5C768D"/>
           <w:sz w:val="19"/>
         </w:rPr>
-        <w:t>Cập nhật tự động lúc 22:39 ICT ngày 07/09/2026 — Nguồn: NOAA, USDA, BOM Australia</w:t>
+        <w:t>Cập nhật tự động lúc 23:42 ICT ngày 07/09/2026 — Nguồn: NOAA, USDA, BOM Australia</w:t>
       </w:r>
     </w:p>
     <w:p>
@@ -3605,7 +3605,7 @@
               <w:rPr>
                 <w:b/>
               </w:rPr>
-              <w:t>538.51 (+1.76)</w:t>
+              <w:t>538.50 (+1.75)</w:t>
             </w:r>
           </w:p>
         </w:tc>
@@ -3853,7 +3853,7 @@
               <w:rPr>
                 <w:b/>
               </w:rPr>
-              <w:t>737.31 (+3.31)</w:t>
+              <w:t>737.29 (+3.29)</w:t>
             </w:r>
           </w:p>
         </w:tc>
@@ -11614,10 +11614,10 @@
         <w:rPr>
           <w:b/>
         </w:rPr>
-        <w:t>`538.51 cents`</w:t>
+        <w:t>`538.50 cents`</w:t>
       </w:r>
       <w:r>
-        <w:t xml:space="preserve"> (+1.76).</w:t>
+        <w:t xml:space="preserve"> (+1.75).</w:t>
       </w:r>
     </w:p>
     <w:p>
@@ -12104,7 +12104,7 @@
               <w:rPr>
                 <w:b/>
               </w:rPr>
-              <w:t>98.87</w:t>
+              <w:t>98.89</w:t>
             </w:r>
           </w:p>
         </w:tc>
@@ -12135,7 +12135,7 @@
               <w:rPr>
                 <w:b/>
               </w:rPr>
-              <w:t>-0.29%</w:t>
+              <w:t>-0.27%</w:t>
             </w:r>
           </w:p>
         </w:tc>
@@ -21796,10 +21796,10 @@
         <w:rPr>
           <w:b/>
         </w:rPr>
-        <w:t>`737.31 cents`</w:t>
+        <w:t>`737.29 cents`</w:t>
       </w:r>
       <w:r>
-        <w:t xml:space="preserve"> (+3.31).</w:t>
+        <w:t xml:space="preserve"> (+3.29).</w:t>
       </w:r>
     </w:p>
     <w:p>
@@ -22286,7 +22286,7 @@
               <w:rPr>
                 <w:b/>
               </w:rPr>
-              <w:t>98.87</w:t>
+              <w:t>98.89</w:t>
             </w:r>
           </w:p>
         </w:tc>
@@ -22317,7 +22317,7 @@
               <w:rPr>
                 <w:b/>
               </w:rPr>
-              <w:t>-0.29%</w:t>
+              <w:t>-0.27%</w:t>
             </w:r>
           </w:p>
         </w:tc>
